--- a/documents/CS 499 Module One Assignment - Shaban Ghaith.docx
+++ b/documents/CS 499 Module One Assignment - Shaban Ghaith.docx
@@ -189,7 +189,7 @@
         <w:rPr>
           <w:rFonts w:ascii="Calibri" w:hAnsi="Calibri"/>
         </w:rPr>
-        <w:t xml:space="preserve">My name is Shaban Ghaith, and I have been working through the Computer Science program long enough to move from just learning individual programming ideas to thinking more like a developer who </w:t>
+        <w:t xml:space="preserve">My name is Shaban Ghaith and I have been working through the Computer Science program long enough to move from just learning individual programming ideas to thinking more like a developer who </w:t>
       </w:r>
       <w:proofErr w:type="gramStart"/>
       <w:r>
@@ -203,7 +203,7 @@
         <w:rPr>
           <w:rFonts w:ascii="Calibri" w:hAnsi="Calibri"/>
         </w:rPr>
-        <w:t xml:space="preserve"> design, test, secure, and explain a complete solution. At this point in the program, I can see how the earlier courses connect to the capstone because the projects are no longer only about making code run. They are also about making the solution understandable, maintainable, and useful for a real audience.</w:t>
+        <w:t xml:space="preserve"> design, test, secure and explain a complete solution. At this point in the program, I can see how the earlier courses connect to the capstone because the projects are no longer only about making code run. They are also about making the solution understandable, maintainable and useful for a real audience.</w:t>
       </w:r>
     </w:p>
     <w:p>
@@ -261,7 +261,7 @@
         <w:rPr>
           <w:rFonts w:ascii="Calibri" w:hAnsi="Calibri"/>
         </w:rPr>
-        <w:t>The three most important skills I have learned are software design, problem solving with data structures and algorithms, and database-backed application development. Software design helped me understand how to break a larger problem into smaller classes, services, screens, and responsibilities. Data structures and algorithms helped me think about efficiency instead of only focusing on whether the answer is correct. Database work helped me understand how applications store, retrieve, protect, and organize data so the system can support real users.</w:t>
+        <w:t>The three most important skills I have learned are software design, problem solving with data structures and algorithms and database-backed application development. Software design helped me understand how to break a larger problem into smaller classes, services, screens and responsibilities. Data structures and algorithms helped me think about efficiency instead of only focusing on whether the answer is correct. Database work helped me understand how applications store, retrieve, protect and organize data so the system can support real users.</w:t>
       </w:r>
     </w:p>
     <w:p>
@@ -318,7 +318,7 @@
         <w:rPr>
           <w:rFonts w:ascii="Calibri" w:hAnsi="Calibri"/>
         </w:rPr>
-        <w:t>Through my enhancements, I want to demonstrate skills that connect directly to the course outcomes. For the collaboration and decision-making outcome, I want my work to show clear documentation, readable code structure, and user-focused outputs that someone else could review or maintain. For the communication outcome, I plan to explain each enhancement in a narrative that describes the original artifact, the weakness I found, what I changed, and why the change matters. For the algorithmic outcome, I want to show that I can select appropriate data structures, analyze trade-offs, and improve performance. For the tools and techniques outcome, I plan to use practical development tools such as version control, tests, database queries, validation, and structured application layers. For the security outcome, I want to show that I can think ahead about input validation, data privacy, access control, error handling, and other places where a system can be misused.</w:t>
+        <w:t>Through my enhancements, I want to demonstrate skills that connect directly to the course outcomes. For the collaboration and decision-making outcome, I want my work to show clear documentation, readable code structure and user-focused outputs that someone else could review or maintain. For the communication outcome, I plan to explain each enhancement in a narrative that describes the original artifact, the weakness I found, what I changed and why the change matters. For the algorithmic outcome, I want to show that I can select appropriate data structures, analyze trade-offs and improve performance. For the tools and techniques outcome, I plan to use practical development tools such as version control, tests, database queries, validation and structured application layers. For the security outcome, I want to show that I can think ahead about input validation, data privacy, access control, error handling and other places where a system can be misused.</w:t>
       </w:r>
     </w:p>
     <w:p>
@@ -375,7 +375,7 @@
         <w:rPr>
           <w:rFonts w:ascii="Calibri" w:hAnsi="Calibri"/>
         </w:rPr>
-        <w:t>These skills line up with my career plans because I want to move toward software development with a strong focus on building reliable full-stack or backend systems. The enhancements will let me show more than basic coding. They will show that I can improve an existing project, explain technical decisions, work with data, and think about the user and the organization at the same time.</w:t>
+        <w:t>These skills line up with my career plans because I want to move toward software development with a strong focus on building reliable full-stack or backend systems. The enhancements will let me show more than basic coding. They will show that I can improve an existing project, explain technical decisions, work with data and think about the user and the organization at the same time.</w:t>
       </w:r>
     </w:p>
     <w:p>
@@ -448,7 +448,7 @@
         <w:rPr>
           <w:rFonts w:ascii="Calibri" w:hAnsi="Calibri"/>
         </w:rPr>
-        <w:t xml:space="preserve"> will support that direction because it will include examples of design improvement, algorithmic thinking, and database enhancement. Together, those areas show the kind of developer I want to </w:t>
+        <w:t xml:space="preserve"> will support that direction because it will include examples of design improvement, algorithmic thinking and database enhancement. Together, those areas show the kind of developer I want to </w:t>
       </w:r>
       <w:proofErr w:type="gramStart"/>
       <w:r>
@@ -462,7 +462,7 @@
         <w:rPr>
           <w:rFonts w:ascii="Calibri" w:hAnsi="Calibri"/>
         </w:rPr>
-        <w:t xml:space="preserve"> someone who can build practical systems, improve existing code, and make technical choices that are secure and useful.</w:t>
+        <w:t xml:space="preserve"> someone who can build practical systems, improve existing code and make technical choices that are secure and useful.</w:t>
       </w:r>
     </w:p>
     <w:p>
@@ -1279,7 +1279,7 @@
         <w:rPr>
           <w:rFonts w:ascii="Calibri" w:hAnsi="Calibri"/>
         </w:rPr>
-        <w:t>This artifact fits the software engineering and design category because it is focused on application structure, service logic, validation rules, and maintainable code. The original artifact came from CS 320: Software Testing, Automation, and Quality Assurance. In its original form, the project demonstrated basic object creation, service methods, and unit tests for contact data. For the capstone, I plan to use it as a starting point and enhance it into a stronger, more professional application design.</w:t>
+        <w:t>This artifact fits the software engineering and design category because it is focused on application structure, service logic, validation rules and maintainable code. The original artifact came from CS 320: Software Testing, Automation and Quality Assurance. In its original form, the project demonstrated basic object creation, service methods and unit tests for contact data. For the capstone, I plan to use it as a starting point and enhance it into a stronger, more professional application design.</w:t>
       </w:r>
     </w:p>
     <w:p>
@@ -1494,7 +1494,7 @@
           <w:sz w:val="22"/>
           <w:szCs w:val="22"/>
         </w:rPr>
-        <w:t>CS 320: Software Testing, Automation, and Quality Assurance  </w:t>
+        <w:t xml:space="preserve">CS 320: Software Testing, Automation and Quality Assurance  </w:t>
       </w:r>
     </w:p>
     <w:p>
@@ -1918,7 +1918,7 @@
         <w:rPr>
           <w:rFonts w:ascii="Calibri" w:hAnsi="Calibri"/>
         </w:rPr>
-        <w:t>My enhancement plan is to refactor the Contact Service into a cleaner layered design. I will separate the model, service layer, validation logic, and persistence logic so the project is easier to maintain and test. I also plan to add stronger input validation, clearer exception handling, and a simple persistence option so contacts are not only stored in memory. I will expand the test suite to cover normal cases, edge cases, and invalid input. This will move the project beyond a small class assignment and make it closer to a reusable application component.</w:t>
+        <w:t>My enhancement plan is to refactor the Contact Service into a cleaner layered design. I will separate the model, service layer, validation logic and persistence logic so the project is easier to maintain and test. I also plan to add stronger input validation, clearer exception handling and a simple persistence option so contacts are not only stored in memory. I will expand the test suite to cover normal cases, edge cases and invalid input. This will move the project beyond a small class assignment and make it closer to a reusable application component.</w:t>
       </w:r>
       <w:r>
         <w:br/>
@@ -2274,7 +2274,7 @@
           <w:sz w:val="22"/>
           <w:szCs w:val="22"/>
         </w:rPr>
-        <w:t>Think about what additions to include to complete the enhancement criteria in this category. Since one example option is to port to a new language, that is the kind of scale that is expected. This does not mean you need to port to a new language but instead have an equivalent scale of enhancement. Underlying expectations of any enhancement include fixing errors, debugging, and cleaning up comments</w:t>
+        <w:t>Think about what additions to include to complete the enhancement criteria in this category. Since one example option is to port to a new language, that is the kind of scale that is expected. This does not mean you need to port to a new language but instead have an equivalent scale of enhancement. Underlying expectations of any enhancement include fixing errors, debugging and cleaning up comments</w:t>
       </w:r>
       <w:r>
         <w:rPr>
@@ -2525,7 +2525,7 @@
         <w:rPr>
           <w:rFonts w:ascii="Calibri" w:hAnsi="Calibri"/>
         </w:rPr>
-        <w:t>This enhancement will demonstrate object-oriented design, separation of concerns, validation, exception handling, test planning, and maintainable code organization. It will also show that I can evaluate the limits of an earlier project and improve it in a practical way instead of only cleaning up comments or renaming variables. The added tests will support quality assurance, while the layered design will make the project easier for another developer or stakeholder to understand.</w:t>
+        <w:t>This enhancement will demonstrate object-oriented design, separation of concerns, validation, exception handling, test planning and maintainable code organization. It will also show that I can evaluate the limits of an earlier project and improve it in a practical way instead of only cleaning up comments or renaming variables. The added tests will support quality assurance, while the layered design will make the project easier for another developer or stakeholder to understand.</w:t>
       </w:r>
     </w:p>
     <w:p>
@@ -2604,8 +2604,7 @@
         <w:rPr>
           <w:rFonts w:ascii="Calibri" w:hAnsi="Calibri"/>
         </w:rPr>
-        <w:lastRenderedPageBreak/>
-        <w:t>Aligned course outcomes: collaborative environments and organizational decision-making; professional-quality written and visual communication; computing solutions using computer science practices and standards; innovative techniques, skills, and tools; and a security mindset through validation, error handling, and protection of user data.</w:t>
+        <w:t>Aligned course outcomes: collaborative environments and organizational decision-making; professional-quality written and visual communication; computing solutions using computer science practices and standards; innovative techniques, skills and tools; and a security mindset through validation, error handling and protection of user data.</w:t>
       </w:r>
     </w:p>
     <w:p>
@@ -2741,7 +2740,7 @@
           <w:sz w:val="22"/>
           <w:szCs w:val="22"/>
         </w:rPr>
-        <w:t>Design, develop, and deliver professional-quality oral, written, and visual communications that are coherent, technically sound, and appropriately adapted to specific audiences and contexts. </w:t>
+        <w:t xml:space="preserve">Design, develop and deliver professional-quality oral, written and visual communications that are coherent, technically sound and appropriately adapted to specific audiences and contexts. </w:t>
       </w:r>
       <w:r>
         <w:rPr>
@@ -2831,7 +2830,7 @@
           <w:sz w:val="22"/>
           <w:szCs w:val="22"/>
         </w:rPr>
-        <w:t xml:space="preserve">Demonstrate an ability to use well-founded and innovative techniques, skills, and tools in computing practices for the purpose of implementing computer solutions that deliver value and accomplish industry-specific </w:t>
+        <w:t xml:space="preserve">Demonstrate an ability to use well-founded and innovative techniques, skills and tools in computing practices for the purpose of implementing computer solutions that deliver value and accomplish industry-specific </w:t>
       </w:r>
       <w:r>
         <w:rPr>
@@ -2867,7 +2866,7 @@
           <w:sz w:val="22"/>
           <w:szCs w:val="22"/>
         </w:rPr>
-        <w:t>Develop a security mindset that anticipates adversarial exploits in software architecture and designs to expose potential vulnerabilities, mitigate design flaws, and ensure privacy and enhanced security of data and resources. </w:t>
+        <w:t xml:space="preserve">Develop a security mindset that anticipates adversarial exploits in software architecture and designs to expose potential vulnerabilities, mitigate design flaws and ensure privacy and enhanced security of data and resources. </w:t>
       </w:r>
       <w:r>
         <w:rPr>
@@ -3086,7 +3085,7 @@
         <w:rPr>
           <w:rFonts w:ascii="Calibri" w:hAnsi="Calibri"/>
         </w:rPr>
-        <w:t xml:space="preserve">This artifact fits the algorithms and data structures category because it uses a binary search tree to store, search, and retrieve bid records from CSV data. The original artifact came from CS 300: Data Structures and Algorithms. The local project files include BinarySearchTree.cpp, CSVparser.cpp, CSVparser.hpp, and the </w:t>
+        <w:t xml:space="preserve">This artifact fits the algorithms and data structures category because it uses a binary search tree to store, search and retrieve bid records from CSV data. The original artifact came from CS 300: Data Structures and Algorithms. The local project files include BinarySearchTree.cpp, CSVparser.cpp, CSVparser.hpp and the </w:t>
       </w:r>
       <w:proofErr w:type="spellStart"/>
       <w:r>
@@ -3114,7 +3113,7 @@
         <w:rPr>
           <w:rFonts w:ascii="Calibri" w:hAnsi="Calibri"/>
         </w:rPr>
-        <w:t xml:space="preserve"> so it demonstrates stronger algorithmic thinking, clearer performance trade-offs, and better handling of real </w:t>
+        <w:t xml:space="preserve"> so it demonstrates stronger algorithmic thinking, clearer performance trade-offs and better handling of real </w:t>
       </w:r>
       <w:proofErr w:type="gramStart"/>
       <w:r>
@@ -3273,7 +3272,7 @@
         <w:rPr>
           <w:rFonts w:ascii="Calibri" w:hAnsi="Calibri"/>
         </w:rPr>
-        <w:t xml:space="preserve"> application by making the data loading, tree operations, and search features </w:t>
+        <w:t xml:space="preserve"> application by making the data loading, tree operations and search features </w:t>
       </w:r>
       <w:proofErr w:type="gramStart"/>
       <w:r>
@@ -3287,14 +3286,13 @@
         <w:rPr>
           <w:rFonts w:ascii="Calibri" w:hAnsi="Calibri"/>
         </w:rPr>
-        <w:t xml:space="preserve">. I will strengthen CSV input validation, improve how duplicate or invalid bid records are handled, and add traversal options so users can view bids in sorted order. I also plan to compare the binary search tree approach with the earlier vector and </w:t>
-      </w:r>
-      <w:r>
-        <w:rPr>
-          <w:rFonts w:ascii="Calibri" w:hAnsi="Calibri"/>
-        </w:rPr>
-        <w:lastRenderedPageBreak/>
-        <w:t>hash table assignments from CS 300, then explain the time-complexity trade-offs for insertion, search, and traversal. If the tree becomes unbalanced with certain data patterns, I will address that limitation by documenting the risk and adding a practical mitigation, such as sorted input warnings or a planned balanced-tree improvement.</w:t>
+        <w:t xml:space="preserve">. I will strengthen CSV input validation, improve how duplicate or invalid bid records are handled and add traversal options so users can view bids in sorted order. I also plan to compare the binary search tree approach with the earlier vector and </w:t>
+      </w:r>
+      <w:r>
+        <w:rPr>
+          <w:rFonts w:ascii="Calibri" w:hAnsi="Calibri"/>
+        </w:rPr>
+        <w:t>hash table assignments from CS 300, then explain the time-complexity trade-offs for insertion, search and traversal. If the tree becomes unbalanced with certain data patterns, I will address that limitation by documenting the risk and adding a practical mitigation, such as sorted input warnings or a planned balanced-tree improvement.</w:t>
       </w:r>
       <w:r>
         <w:br/>
@@ -3367,7 +3365,7 @@
         <w:rPr>
           <w:rFonts w:ascii="Calibri" w:hAnsi="Calibri"/>
         </w:rPr>
-        <w:t xml:space="preserve">      Validate bid ID, title, fund, and amount fields</w:t>
+        <w:t xml:space="preserve">      Validate bid ID, title, fund and amount fields</w:t>
       </w:r>
       <w:r>
         <w:br/>
@@ -3770,8 +3768,7 @@
           <w:sz w:val="22"/>
           <w:szCs w:val="22"/>
         </w:rPr>
-        <w:lastRenderedPageBreak/>
-        <w:t xml:space="preserve">Think about what additions to include to complete the enhancement criteria in this category. Since one example option is to port to a new language, that is the kind of scale that is expected. Perhaps you might increase the efficiency and time complexity of an algorithm in an application and detail the logic of the increased time complexity. Remember, you do not need to port to a new language but instead have an equivalent scale of enhancement. Underlying expectations of any enhancement include fixing errors, debugging, and cleaning up comments, but these are not enhancements themselves.  </w:t>
+        <w:t xml:space="preserve">Think about what additions to include to complete the enhancement criteria in this category. Since one example option is to port to a new language, that is the kind of scale that is expected. Perhaps you might increase the efficiency and time complexity of an algorithm in an application and detail the logic of the increased time complexity. Remember, you do not need to port to a new language but instead have an equivalent scale of enhancement. Underlying expectations of any enhancement include fixing errors, debugging and cleaning up comments, but these are not enhancements themselves.  </w:t>
       </w:r>
     </w:p>
     <w:p>
@@ -3980,7 +3977,7 @@
         <w:rPr>
           <w:rFonts w:ascii="Calibri" w:hAnsi="Calibri"/>
         </w:rPr>
-        <w:t>This enhancement will demonstrate binary search tree design, recursive insertion and search, in-order traversal, CSV parsing, input validation, and time-complexity analysis. It will also show that I can choose a data structure based on the problem instead of only using a simpler list or vector. The main trade-off I will explain is that a binary search tree can make searching more efficient than a linear scan, but its performance depends on tree balance and input order.</w:t>
+        <w:t>This enhancement will demonstrate binary search tree design, recursive insertion and search, in-order traversal, CSV parsing, input validation and time-complexity analysis. It will also show that I can choose a data structure based on the problem instead of only using a simpler list or vector. The main trade-off I will explain is that a binary search tree can make searching more efficient than a linear scan, but its performance depends on tree balance and input order.</w:t>
       </w:r>
     </w:p>
     <w:p>
@@ -4073,7 +4070,7 @@
         <w:rPr>
           <w:rFonts w:ascii="Calibri" w:hAnsi="Calibri"/>
         </w:rPr>
-        <w:t>Aligned course outcomes: algorithmic computing solutions and trade-off management; professional communication through the enhancement narrative and pseudocode; innovative computing techniques and tools; and collaborative decision-making because the final output helps users search, review, and understand bid records more effectively.</w:t>
+        <w:t>Aligned course outcomes: algorithmic computing solutions and trade-off management; professional communication through the enhancement narrative and pseudocode; innovative computing techniques and tools; and collaborative decision-making because the final output helps users search, review and understand bid records more effectively.</w:t>
       </w:r>
     </w:p>
     <w:p>
@@ -4297,7 +4294,7 @@
         <w:rPr>
           <w:rFonts w:ascii="Calibri" w:hAnsi="Calibri"/>
         </w:rPr>
-        <w:t xml:space="preserve">This artifact fits the databases category because it is centered on storing, querying, filtering, and displaying animal shelter records from a database. The original artifact came from CS 340: Advanced Programming Concepts. The project used MongoDB and a dashboard-style interface to retrieve and present data. For the capstone, I plan to enhance </w:t>
+        <w:t xml:space="preserve">This artifact fits the databases category because it is centered on storing, querying, filtering and displaying animal shelter records from a database. The original artifact came from CS 340: Advanced Programming Concepts. The project used MongoDB and a dashboard-style interface to retrieve and present data. For the capstone, I plan to enhance </w:t>
       </w:r>
       <w:proofErr w:type="gramStart"/>
       <w:r>
@@ -4311,7 +4308,7 @@
         <w:rPr>
           <w:rFonts w:ascii="Calibri" w:hAnsi="Calibri"/>
         </w:rPr>
-        <w:t xml:space="preserve"> so the database layer is more secure, more efficient, and more useful for decision-making.</w:t>
+        <w:t xml:space="preserve"> so the database layer is more secure, more efficient and more useful for decision-making.</w:t>
       </w:r>
     </w:p>
     <w:p>
@@ -4446,8 +4443,7 @@
         <w:rPr>
           <w:rFonts w:ascii="Calibri" w:hAnsi="Calibri"/>
         </w:rPr>
-        <w:lastRenderedPageBreak/>
-        <w:t>My enhancement plan is to improve the MongoDB data layer and dashboard functionality. I will add stronger CRUD operations, input validation, indexed fields for common searches, and more advanced queries or aggregation pipelines for rescue-type filtering and reporting. I also plan to separate database access into its own module instead of mixing query logic directly into interface code. If time allows, I will add role-aware behavior so read-only users and editing users do not have the same level of access.</w:t>
+        <w:t>My enhancement plan is to improve the MongoDB data layer and dashboard functionality. I will add stronger CRUD operations, input validation, indexed fields for common searches and more advanced queries or aggregation pipelines for rescue-type filtering and reporting. I also plan to separate database access into its own module instead of mixing query logic directly into interface code. If time allows, I will add role-aware behavior so read-only users and editing users do not have the same level of access.</w:t>
       </w:r>
       <w:r>
         <w:br/>
@@ -4732,7 +4728,7 @@
           <w:sz w:val="22"/>
           <w:szCs w:val="22"/>
         </w:rPr>
-        <w:t>Underlying expectations of any enhancement include fixing errors, debugging, and cleaning up comments</w:t>
+        <w:t>Underlying expectations of any enhancement include fixing errors, debugging and cleaning up comments</w:t>
       </w:r>
       <w:r>
         <w:rPr>
@@ -4945,8 +4941,7 @@
         <w:rPr>
           <w:rFonts w:ascii="Calibri" w:hAnsi="Calibri"/>
         </w:rPr>
-        <w:lastRenderedPageBreak/>
-        <w:t>This enhancement will demonstrate database design, MongoDB query development, CRUD operations, indexing, input validation, modular database access, and privacy/security thinking. It will also show that I can connect data work to a real user need by making the dashboard better for filtering, reporting, and decision-making. The security portion is important because database applications need to protect data and avoid unsafe or overly broad access.</w:t>
+        <w:t>This enhancement will demonstrate database design, MongoDB query development, CRUD operations, indexing, input validation, modular database access and privacy/security thinking. It will also show that I can connect data work to a real user need by making the dashboard better for filtering, reporting and decision-making. The security portion is important because database applications need to protect data and avoid unsafe or overly broad access.</w:t>
       </w:r>
     </w:p>
     <w:p>
@@ -5023,7 +5018,7 @@
         <w:rPr>
           <w:rFonts w:ascii="Calibri" w:hAnsi="Calibri"/>
         </w:rPr>
-        <w:t>Aligned course outcomes: collaborative environments and decision-making through useful dashboard output; professional communication through the database narrative and documentation; computing solutions using appropriate computer science practices; innovative techniques and tools through MongoDB indexes, queries, and aggregation; and a security mindset through validation, permission checks, and safer database access.</w:t>
+        <w:t>Aligned course outcomes: collaborative environments and decision-making through useful dashboard output; professional communication through the database narrative and documentation; computing solutions using appropriate computer science practices; innovative techniques and tools through MongoDB indexes, queries and aggregation; and a security mindset through validation, permission checks and safer database access.</w:t>
       </w:r>
     </w:p>
     <w:p>
@@ -5305,7 +5300,7 @@
         <w:rPr>
           <w:rFonts w:ascii="Calibri" w:hAnsi="Calibri"/>
         </w:rPr>
-        <w:t>The code review will show that I can evaluate my own work honestly and technically. I plan to discuss code organization, readability, design choices, testing, data handling, algorithmic efficiency, and security risks. This will support the outcomes related to communication, computing practices, algorithmic problem solving, and security because I will not only describe what the code does, but also what needs improvement and why.</w:t>
+        <w:t>The code review will show that I can evaluate my own work honestly and technically. I plan to discuss code organization, readability, design choices, testing, data handling, algorithmic efficiency and security risks. This will support the outcomes related to communication, computing practices, algorithmic problem solving and security because I will not only describe what the code does, but also what needs improvement and why.</w:t>
       </w:r>
     </w:p>
     <w:p>
@@ -5400,7 +5395,7 @@
         <w:rPr>
           <w:rFonts w:ascii="Calibri" w:hAnsi="Calibri"/>
         </w:rPr>
-        <w:t>The enhancement narratives will show my ability to explain technical changes to an audience that may include both technical and nontechnical readers. Each narrative will explain the original artifact, the planned or completed enhancement, the technical skills demonstrated, the course outcomes addressed, and the decisions or trade-offs I made. The narratives will also help connect the work into one portfolio instead of leaving the projects as separate assignments.</w:t>
+        <w:t>The enhancement narratives will show my ability to explain technical changes to an audience that may include both technical and nontechnical readers. Each narrative will explain the original artifact, the planned or completed enhancement, the technical skills demonstrated, the course outcomes addressed and the decisions or trade-offs I made. The narratives will also help connect the work into one portfolio instead of leaving the projects as separate assignments.</w:t>
       </w:r>
     </w:p>
     <w:p>
@@ -5502,7 +5497,7 @@
         <w:rPr>
           <w:rFonts w:ascii="Calibri" w:hAnsi="Calibri"/>
         </w:rPr>
-        <w:t xml:space="preserve">The professional self-assessment will show the overall skill set I have built through the Computer Science program. I plan to discuss growth in software engineering, algorithms, databases, secure coding, testing, communication, and professional development. I will also connect the portfolio to my career goal of becoming a software developer with strong backend and database skills. One question I would like feedback on is whether these three selected artifacts provide enough coverage across all course outcomes, or whether I should adjust one artifact to make the final </w:t>
+        <w:t xml:space="preserve">The professional self-assessment will show the overall skill set I have built through the Computer Science program. I plan to discuss growth in software engineering, algorithms, databases, secure coding, testing, communication and professional development. I will also connect the portfolio to my career goal of becoming a software developer with strong backend and database skills. One question I would like feedback on is whether these three selected artifacts provide enough coverage across all course outcomes, or whether I should adjust one artifact to make the final </w:t>
       </w:r>
       <w:proofErr w:type="spellStart"/>
       <w:r>
@@ -5542,7 +5537,7 @@
         <w:rPr>
           <w:rFonts w:ascii="Calibri" w:hAnsi="Calibri"/>
         </w:rPr>
-        <w:t xml:space="preserve">I used ChatGPT to help draft this plan. I reviewed it and </w:t>
+        <w:t>I used ChatGPT to understand the assignment and get help with writing, code and debugging. I made the final decisions about the design, goals, learning and final work.</w:t>
       </w:r>
       <w:proofErr w:type="gramStart"/>
       <w:r>
